--- a/tillsyn/A 46599-2025 tillsynsbegäran.docx
+++ b/tillsyn/A 46599-2025 tillsynsbegäran.docx
@@ -35,7 +35,7 @@
     </w:p>
     <w:p>
       <w:r>
-        <w:t>I avverkningsanmälan har följande 6 naturvårdsarter hittats: knärot (VU, §8), lunglav (NT), rosenticka (NT), tretåig hackspett (NT, §4), ullticka (NT) och stuplav (S). Av dessa är 5 rödlistade. För rödlistade arter har rödlistekategorin angivits inom parentes. Arter som är signalarter enligt Skogsstyrelsen har markerats med (S). För fridlysta arter anges även paragrafen i Artskyddsförordningen som arten är fridlyst enligt.</w:t>
+        <w:t>I avverkningsanmälan har följande 13 naturvårdsarter hittats: blackticka (VU), knärot (VU, §8), lappticka (VU), rostskinn (VU), rynkskinn (VU), garnlav (NT), lunglav (NT), rosenticka (NT), tretåig hackspett (NT, §4), ullticka (NT), stuplav (S), vedticka (S) och sparvuggla (§4). Av dessa är 10 rödlistade. För rödlistade arter har rödlistekategorin angivits inom parentes. Arter som är signalarter enligt Skogsstyrelsen har markerats med (S). För fridlysta arter anges även paragrafen i Artskyddsförordningen som arten är fridlyst enligt.</w:t>
       </w:r>
     </w:p>
     <w:p>
@@ -95,6 +95,39 @@
         <w:rPr>
           <w:b/>
         </w:rPr>
+        <w:t>Blackticka (VU)</w:t>
+      </w:r>
+      <w:r>
+        <w:t>, rödlistad som sårbar, är en exklusiv svamp som signalerar fuktiga granskogar med mycket höga naturvärden. Den har klassificerats som en “urskogsindikator” och påträffas nästan enbart i urskogsartade barrnaturskogar med långvarig kontinuitet av grova lågor i olika nedbrytningsstadier. Skogsskötselåtgärder på eller i omedelbar närhet av lokalerna utgör ett hot och på lång sikt innebär fragmenteringen av skogslandskapet att artens förekomster isoleras vilket i sig utgör ett hot mot artens överlevnad. Fler skogar med blackticka måste skyddas (Nitare &amp; Skogsstyrelsen, 2019; SLU Artdatabanken, 2024).</w:t>
+      </w:r>
+    </w:p>
+    <w:p>
+      <w:r>
+        <w:rPr>
+          <w:b/>
+        </w:rPr>
+        <w:t>Garnlav (NT)</w:t>
+      </w:r>
+      <w:r>
+        <w:t xml:space="preserve"> är en utpräglad barrskogsart som ibland kan drapera träden i norrländska grannaturskogar med hög luftfuktighet. Den förekommer även i talldominerade bestånd där den, förutom i trädens grenverk, påträffas hängande över ojämnheter i tallbarken. Arten har minskat starkt i södra och mellersta Sverige och den minskar även i sitt nordliga utbredningsområde. Orsaken till tillbakagången beror främst på slutavverkningar av naturskogsartade skogar. Bestånd med riklig förekomst bör regelmässigt sparas. Garnlav är värdväxt för den mycket sällsynta och akut hotade fjärilen barrskogslavfly (CR) som hör hemma i boreala barrskogar med riklig förekomst av värdväxten. Tidigare kunde arten konstateras årligen på flera platser vid Dala-Floda i Dalarna innan lokalerna kalavverkades. Senaste fyndet i landet av barrskogslavfly är från år 2000 då den påträffades vid Högberget i Sollefteå kommun (SLU Artdatabanken, 2024).</w:t>
+      </w:r>
+    </w:p>
+    <w:p>
+      <w:r>
+        <w:rPr>
+          <w:b/>
+        </w:rPr>
+        <w:t>Lappticka (VU)</w:t>
+      </w:r>
+      <w:r>
+        <w:t>, rödlistad som sårbar, är knuten till gamla granskogar med riklig förekomst av död ved. Den klassas som en “urskogsindikator” och alla skogsskötselåtgärder på eller i omedelbar närhet av lokalerna utgör ett hot (Nitare &amp; Skogsstyrelsen, 2019; SLU Artdatabanken, 2024).</w:t>
+      </w:r>
+    </w:p>
+    <w:p>
+      <w:r>
+        <w:rPr>
+          <w:b/>
+        </w:rPr>
         <w:t>Lunglav (NT)</w:t>
       </w:r>
       <w:r>
@@ -128,6 +161,28 @@
       </w:r>
       <w:r>
         <w:t>, rödlistad som nära hotad, ingår i en karaktäristisk association av vedsvampar som växer på gamla, grova granlågor i urskogsartade barrskogar. Den är placerad i toppen av Skogsstyrelsens värdepyramid för bedömning av skog med höga naturvärden och indikerar ett granskogsekosystem med långvarig kontinuitet av grova lågor. Artens beroende av grova granlågor innebär att alla skogsskötselåtgärder på eller i omedelbar närhet av lokalerna utgör ett hot på lång sikt. Det är angeläget att populationerna inte ytterligare glesas ut och ett tillräckligt antal områden där arten nu finns måste sparas för framtiden (Nitare &amp; Skogsstyrelsen, 2019; SLU Artdatabanken, 2024).</w:t>
+      </w:r>
+    </w:p>
+    <w:p>
+      <w:r>
+        <w:rPr>
+          <w:b/>
+        </w:rPr>
+        <w:t xml:space="preserve">Rostskinn (VU) </w:t>
+      </w:r>
+      <w:r>
+        <w:t>är en mycket sällsynt vednedbrytare i liggande, murkna stammar av gran och tall i frisk till fuktig barrskog. Artens missgynnas av avverkning och minskad tillgång på döda träd. Arten bör eftersökas i lämpliga naturskogar i Norrland så att dess status bättre kan beläggas. I väntan på detta bör alla kända växtplatser hållas under uppsikt och skydd övervägas vid påkallat behov (SLU Artdatabanken, 2024).</w:t>
+      </w:r>
+    </w:p>
+    <w:p>
+      <w:r>
+        <w:rPr>
+          <w:b/>
+        </w:rPr>
+        <w:t>Rynkskinn (VU)</w:t>
+      </w:r>
+      <w:r>
+        <w:t>, rödlistad som sårbar, är en vednedbrytare som växer på grova granlågor och ingår i en karaktäristisk association av vedsvampar knutna till urskogsartade barrskogar. Den har klassificerats som en “urskogsindikator” och är placerad i toppen av Skogsstyrelsens värdepyramid för bedömning av skog med höga naturvärden. Allt tyder på att rynkskinn är mycket känslig för skogliga ingrepp (Nitare &amp; Skogsstyrelsen, 2019; SLU Artdatabanken, 2024).</w:t>
       </w:r>
     </w:p>
     <w:p>
@@ -189,7 +244,7 @@
     </w:p>
     <w:p>
       <w:r>
-        <w:t>Följande fridlysta arter har sina livsmiljöer och växtplatser i den avverkningsanmälda skogen: knärot (VU, §8) och tretåig hackspett (NT, §4).</w:t>
+        <w:t>Följande fridlysta arter har sina livsmiljöer och växtplatser i den avverkningsanmälda skogen: knärot (VU, §8), tretåig hackspett (NT, §4) och sparvuggla (§4).</w:t>
       </w:r>
     </w:p>
     <w:p>
@@ -237,7 +292,7 @@
     </w:p>
     <w:p>
       <w:r>
-        <w:t>I det avverkningsanmälda området finns 3 fyndplatser för knärot registrerade på Artportalen. Figur 2 visar gränserna för buffertzoner på 50 m, som behöver lämnas kring fyndplatserna för att knärotslokalerna inte ska försvinna vid en avverkning. Av det avverkningsanmälda området överlappar 1.01 ha med buffertzonerna och får av detta skäl inte avverkas.</w:t>
+        <w:t>I det avverkningsanmälda området finns 7 fyndplatser för knärot registrerade på Artportalen. Figur 2 visar gränserna för buffertzoner på 50 m, som behöver lämnas kring fyndplatserna för att knärotslokalerna inte ska försvinna vid en avverkning. Av det avverkningsanmälda området överlappar 2.44 ha med buffertzonerna och får av detta skäl inte avverkas.</w:t>
       </w:r>
     </w:p>
     <w:p>
@@ -297,6 +352,17 @@
         <w:rPr>
           <w:b/>
         </w:rPr>
+        <w:t>Sparvuggla (§4)</w:t>
+      </w:r>
+      <w:r>
+        <w:t>, som omfattas av fågeldirektivets bilaga 1, häckar i naturskog samt i klassisk bondeskog och förekommer främst i större skogsområden som domineras av barrblandskog med stort inslag av asp, björk och andra lövträd. Den behöver relativt stora skogsområden och saknas helt i mindre skogar och isolerade dungar. Reviren är i storleksordningen upp till 200 hektar. Sparvugglan missgynnas av överföring av variationsrika bondeskogar till ensartade produktionsskogar. Särskilt avverkning av lövträdsrika kantzoner och igenplantering av gamla inägor (Skogsstyrelsen, 2016).</w:t>
+      </w:r>
+    </w:p>
+    <w:p>
+      <w:r>
+        <w:rPr>
+          <w:b/>
+        </w:rPr>
         <w:t>Tretåig hackspett (NT, §4)</w:t>
       </w:r>
       <w:r>
@@ -627,6 +693,38 @@
       </w:r>
       <w:r>
         <w:t>https://www.slu.se/artdatabanken/arter-och-natur/artiklar/over-20-nya-lavparasiter-for-sverige/</w:t>
+      </w:r>
+    </w:p>
+    <w:p>
+      <w:pPr>
+        <w:pStyle w:val="Heading1"/>
+      </w:pPr>
+      <w:r>
+        <w:t>Sparvuggla – ekologi samt krav på livsmiljön</w:t>
+      </w:r>
+    </w:p>
+    <w:p>
+      <w:r>
+        <w:t>Sparvuggla (§4), som omfattas av fågeldirektivets bilaga 1, häckar i naturskog samt i klassisk bondeskog och förekommer främst i större skogsområden som domineras av barrblandskog med stort inslag av asp, björk och andra lövträd. Den behöver relativt stora skogsområden och saknas helt i mindre skogar och isolerade dungar. Reviren är i storleksordningen upp till 200 hektar. Sparvugglan missgynnas av överföring av variationsrika bondeskogar till ensartade produktionsskogar – särskilt avverkning av lövträdsrika kantzoner och igenplantering av gamla inägor (Skogsstyrelsen, 2016).</w:t>
+      </w:r>
+    </w:p>
+    <w:p>
+      <w:pPr>
+        <w:pStyle w:val="Heading2"/>
+      </w:pPr>
+      <w:r>
+        <w:t>Referenser – sparvuggla</w:t>
+      </w:r>
+    </w:p>
+    <w:p>
+      <w:r>
+        <w:t xml:space="preserve">Skogsstyrelsen, 2016. </w:t>
+      </w:r>
+      <w:r>
+        <w:rPr>
+          <w:i/>
+        </w:rPr>
+        <w:t>Vägledning för hänsyn till sparvuggla.</w:t>
       </w:r>
     </w:p>
     <w:p>
@@ -920,7 +1018,7 @@
     <w:r>
       <w:tab/>
       <w:tab/>
-      <w:t>2025-10-16</w:t>
+      <w:t>2025-10-17</w:t>
       <w:br/>
       <w:br/>
     </w:r>

--- a/tillsyn/A 46599-2025 tillsynsbegäran.docx
+++ b/tillsyn/A 46599-2025 tillsynsbegäran.docx
@@ -1018,7 +1018,7 @@
     <w:r>
       <w:tab/>
       <w:tab/>
-      <w:t>2025-10-17</w:t>
+      <w:t>2025-10-18</w:t>
       <w:br/>
       <w:br/>
     </w:r>

--- a/tillsyn/A 46599-2025 tillsynsbegäran.docx
+++ b/tillsyn/A 46599-2025 tillsynsbegäran.docx
@@ -1018,7 +1018,7 @@
     <w:r>
       <w:tab/>
       <w:tab/>
-      <w:t>2025-10-18</w:t>
+      <w:t>2025-10-19</w:t>
       <w:br/>
       <w:br/>
     </w:r>

--- a/tillsyn/A 46599-2025 tillsynsbegäran.docx
+++ b/tillsyn/A 46599-2025 tillsynsbegäran.docx
@@ -1018,7 +1018,7 @@
     <w:r>
       <w:tab/>
       <w:tab/>
-      <w:t>2025-10-19</w:t>
+      <w:t>2025-10-20</w:t>
       <w:br/>
       <w:br/>
     </w:r>

--- a/tillsyn/A 46599-2025 tillsynsbegäran.docx
+++ b/tillsyn/A 46599-2025 tillsynsbegäran.docx
@@ -1018,7 +1018,7 @@
     <w:r>
       <w:tab/>
       <w:tab/>
-      <w:t>2025-10-20</w:t>
+      <w:t>2025-10-21</w:t>
       <w:br/>
       <w:br/>
     </w:r>

--- a/tillsyn/A 46599-2025 tillsynsbegäran.docx
+++ b/tillsyn/A 46599-2025 tillsynsbegäran.docx
@@ -287,7 +287,7 @@
         <w:t>Pucciniastrum goodyerae</w:t>
       </w:r>
       <w:r>
-        <w:t xml:space="preserve"> är klassad som NE (ej bedömd) i rödlistan(SLU Artdatabanken, 2024).</w:t>
+        <w:t xml:space="preserve"> är klassad som NE (ej bedömd) i rödlistan (SLU Artdatabanken, 2024).</w:t>
       </w:r>
     </w:p>
     <w:p>
@@ -1018,7 +1018,7 @@
     <w:r>
       <w:tab/>
       <w:tab/>
-      <w:t>2025-10-21</w:t>
+      <w:t>2025-10-22</w:t>
       <w:br/>
       <w:br/>
     </w:r>

--- a/tillsyn/A 46599-2025 tillsynsbegäran.docx
+++ b/tillsyn/A 46599-2025 tillsynsbegäran.docx
@@ -1018,7 +1018,7 @@
     <w:r>
       <w:tab/>
       <w:tab/>
-      <w:t>2025-10-22</w:t>
+      <w:t>2025-10-23</w:t>
       <w:br/>
       <w:br/>
     </w:r>

--- a/tillsyn/A 46599-2025 tillsynsbegäran.docx
+++ b/tillsyn/A 46599-2025 tillsynsbegäran.docx
@@ -1018,7 +1018,7 @@
     <w:r>
       <w:tab/>
       <w:tab/>
-      <w:t>2025-10-23</w:t>
+      <w:t>2025-10-24</w:t>
       <w:br/>
       <w:br/>
     </w:r>

--- a/tillsyn/A 46599-2025 tillsynsbegäran.docx
+++ b/tillsyn/A 46599-2025 tillsynsbegäran.docx
@@ -1018,7 +1018,7 @@
     <w:r>
       <w:tab/>
       <w:tab/>
-      <w:t>2025-10-24</w:t>
+      <w:t>2025-10-25</w:t>
       <w:br/>
       <w:br/>
     </w:r>

--- a/tillsyn/A 46599-2025 tillsynsbegäran.docx
+++ b/tillsyn/A 46599-2025 tillsynsbegäran.docx
@@ -1018,7 +1018,7 @@
     <w:r>
       <w:tab/>
       <w:tab/>
-      <w:t>2025-10-25</w:t>
+      <w:t>2025-10-26</w:t>
       <w:br/>
       <w:br/>
     </w:r>

--- a/tillsyn/A 46599-2025 tillsynsbegäran.docx
+++ b/tillsyn/A 46599-2025 tillsynsbegäran.docx
@@ -1018,7 +1018,7 @@
     <w:r>
       <w:tab/>
       <w:tab/>
-      <w:t>2025-10-26</w:t>
+      <w:t>2025-10-27</w:t>
       <w:br/>
       <w:br/>
     </w:r>

--- a/tillsyn/A 46599-2025 tillsynsbegäran.docx
+++ b/tillsyn/A 46599-2025 tillsynsbegäran.docx
@@ -1018,7 +1018,7 @@
     <w:r>
       <w:tab/>
       <w:tab/>
-      <w:t>2025-10-27</w:t>
+      <w:t>2025-10-28</w:t>
       <w:br/>
       <w:br/>
     </w:r>

--- a/tillsyn/A 46599-2025 tillsynsbegäran.docx
+++ b/tillsyn/A 46599-2025 tillsynsbegäran.docx
@@ -1018,7 +1018,7 @@
     <w:r>
       <w:tab/>
       <w:tab/>
-      <w:t>2025-10-28</w:t>
+      <w:t>2025-10-29</w:t>
       <w:br/>
       <w:br/>
     </w:r>

--- a/tillsyn/A 46599-2025 tillsynsbegäran.docx
+++ b/tillsyn/A 46599-2025 tillsynsbegäran.docx
@@ -1018,7 +1018,7 @@
     <w:r>
       <w:tab/>
       <w:tab/>
-      <w:t>2025-10-29</w:t>
+      <w:t>2025-10-30</w:t>
       <w:br/>
       <w:br/>
     </w:r>

--- a/tillsyn/A 46599-2025 tillsynsbegäran.docx
+++ b/tillsyn/A 46599-2025 tillsynsbegäran.docx
@@ -1018,7 +1018,7 @@
     <w:r>
       <w:tab/>
       <w:tab/>
-      <w:t>2025-10-30</w:t>
+      <w:t>2025-10-31</w:t>
       <w:br/>
       <w:br/>
     </w:r>

--- a/tillsyn/A 46599-2025 tillsynsbegäran.docx
+++ b/tillsyn/A 46599-2025 tillsynsbegäran.docx
@@ -1018,7 +1018,7 @@
     <w:r>
       <w:tab/>
       <w:tab/>
-      <w:t>2025-10-31</w:t>
+      <w:t>2025-11-01</w:t>
       <w:br/>
       <w:br/>
     </w:r>

--- a/tillsyn/A 46599-2025 tillsynsbegäran.docx
+++ b/tillsyn/A 46599-2025 tillsynsbegäran.docx
@@ -1018,7 +1018,7 @@
     <w:r>
       <w:tab/>
       <w:tab/>
-      <w:t>2025-11-01</w:t>
+      <w:t>2025-11-02</w:t>
       <w:br/>
       <w:br/>
     </w:r>

--- a/tillsyn/A 46599-2025 tillsynsbegäran.docx
+++ b/tillsyn/A 46599-2025 tillsynsbegäran.docx
@@ -1018,7 +1018,7 @@
     <w:r>
       <w:tab/>
       <w:tab/>
-      <w:t>2025-11-02</w:t>
+      <w:t>2025-11-03</w:t>
       <w:br/>
       <w:br/>
     </w:r>

--- a/tillsyn/A 46599-2025 tillsynsbegäran.docx
+++ b/tillsyn/A 46599-2025 tillsynsbegäran.docx
@@ -1018,7 +1018,7 @@
     <w:r>
       <w:tab/>
       <w:tab/>
-      <w:t>2025-11-03</w:t>
+      <w:t>2025-11-04</w:t>
       <w:br/>
       <w:br/>
     </w:r>

--- a/tillsyn/A 46599-2025 tillsynsbegäran.docx
+++ b/tillsyn/A 46599-2025 tillsynsbegäran.docx
@@ -1018,7 +1018,7 @@
     <w:r>
       <w:tab/>
       <w:tab/>
-      <w:t>2025-11-04</w:t>
+      <w:t>2025-11-05</w:t>
       <w:br/>
       <w:br/>
     </w:r>

--- a/tillsyn/A 46599-2025 tillsynsbegäran.docx
+++ b/tillsyn/A 46599-2025 tillsynsbegäran.docx
@@ -1018,7 +1018,7 @@
     <w:r>
       <w:tab/>
       <w:tab/>
-      <w:t>2025-11-05</w:t>
+      <w:t>2025-11-06</w:t>
       <w:br/>
       <w:br/>
     </w:r>

--- a/tillsyn/A 46599-2025 tillsynsbegäran.docx
+++ b/tillsyn/A 46599-2025 tillsynsbegäran.docx
@@ -1018,7 +1018,7 @@
     <w:r>
       <w:tab/>
       <w:tab/>
-      <w:t>2025-11-06</w:t>
+      <w:t>2025-11-07</w:t>
       <w:br/>
       <w:br/>
     </w:r>

--- a/tillsyn/A 46599-2025 tillsynsbegäran.docx
+++ b/tillsyn/A 46599-2025 tillsynsbegäran.docx
@@ -1018,7 +1018,7 @@
     <w:r>
       <w:tab/>
       <w:tab/>
-      <w:t>2025-11-07</w:t>
+      <w:t>2025-11-08</w:t>
       <w:br/>
       <w:br/>
     </w:r>

--- a/tillsyn/A 46599-2025 tillsynsbegäran.docx
+++ b/tillsyn/A 46599-2025 tillsynsbegäran.docx
@@ -1018,7 +1018,7 @@
     <w:r>
       <w:tab/>
       <w:tab/>
-      <w:t>2025-11-08</w:t>
+      <w:t>2025-11-09</w:t>
       <w:br/>
       <w:br/>
     </w:r>

--- a/tillsyn/A 46599-2025 tillsynsbegäran.docx
+++ b/tillsyn/A 46599-2025 tillsynsbegäran.docx
@@ -1018,7 +1018,7 @@
     <w:r>
       <w:tab/>
       <w:tab/>
-      <w:t>2025-11-09</w:t>
+      <w:t>2025-11-10</w:t>
       <w:br/>
       <w:br/>
     </w:r>

--- a/tillsyn/A 46599-2025 tillsynsbegäran.docx
+++ b/tillsyn/A 46599-2025 tillsynsbegäran.docx
@@ -1018,7 +1018,7 @@
     <w:r>
       <w:tab/>
       <w:tab/>
-      <w:t>2025-11-10</w:t>
+      <w:t>2025-11-11</w:t>
       <w:br/>
       <w:br/>
     </w:r>

--- a/tillsyn/A 46599-2025 tillsynsbegäran.docx
+++ b/tillsyn/A 46599-2025 tillsynsbegäran.docx
@@ -1018,7 +1018,7 @@
     <w:r>
       <w:tab/>
       <w:tab/>
-      <w:t>2025-11-11</w:t>
+      <w:t>2025-11-12</w:t>
       <w:br/>
       <w:br/>
     </w:r>

--- a/tillsyn/A 46599-2025 tillsynsbegäran.docx
+++ b/tillsyn/A 46599-2025 tillsynsbegäran.docx
@@ -1018,7 +1018,7 @@
     <w:r>
       <w:tab/>
       <w:tab/>
-      <w:t>2025-11-12</w:t>
+      <w:t>2025-11-13</w:t>
       <w:br/>
       <w:br/>
     </w:r>

--- a/tillsyn/A 46599-2025 tillsynsbegäran.docx
+++ b/tillsyn/A 46599-2025 tillsynsbegäran.docx
@@ -1018,7 +1018,7 @@
     <w:r>
       <w:tab/>
       <w:tab/>
-      <w:t>2025-11-13</w:t>
+      <w:t>2025-11-14</w:t>
       <w:br/>
       <w:br/>
     </w:r>

--- a/tillsyn/A 46599-2025 tillsynsbegäran.docx
+++ b/tillsyn/A 46599-2025 tillsynsbegäran.docx
@@ -1018,7 +1018,7 @@
     <w:r>
       <w:tab/>
       <w:tab/>
-      <w:t>2025-11-14</w:t>
+      <w:t>2025-11-15</w:t>
       <w:br/>
       <w:br/>
     </w:r>

--- a/tillsyn/A 46599-2025 tillsynsbegäran.docx
+++ b/tillsyn/A 46599-2025 tillsynsbegäran.docx
@@ -1018,7 +1018,7 @@
     <w:r>
       <w:tab/>
       <w:tab/>
-      <w:t>2025-11-15</w:t>
+      <w:t>2025-11-20</w:t>
       <w:br/>
       <w:br/>
     </w:r>

--- a/tillsyn/A 46599-2025 tillsynsbegäran.docx
+++ b/tillsyn/A 46599-2025 tillsynsbegäran.docx
@@ -1018,7 +1018,7 @@
     <w:r>
       <w:tab/>
       <w:tab/>
-      <w:t>2025-11-20</w:t>
+      <w:t>2025-11-21</w:t>
       <w:br/>
       <w:br/>
     </w:r>

--- a/tillsyn/A 46599-2025 tillsynsbegäran.docx
+++ b/tillsyn/A 46599-2025 tillsynsbegäran.docx
@@ -1018,7 +1018,7 @@
     <w:r>
       <w:tab/>
       <w:tab/>
-      <w:t>2025-11-21</w:t>
+      <w:t>2025-11-22</w:t>
       <w:br/>
       <w:br/>
     </w:r>

--- a/tillsyn/A 46599-2025 tillsynsbegäran.docx
+++ b/tillsyn/A 46599-2025 tillsynsbegäran.docx
@@ -1018,7 +1018,7 @@
     <w:r>
       <w:tab/>
       <w:tab/>
-      <w:t>2025-11-22</w:t>
+      <w:t>2025-11-23</w:t>
       <w:br/>
       <w:br/>
     </w:r>

--- a/tillsyn/A 46599-2025 tillsynsbegäran.docx
+++ b/tillsyn/A 46599-2025 tillsynsbegäran.docx
@@ -1018,7 +1018,7 @@
     <w:r>
       <w:tab/>
       <w:tab/>
-      <w:t>2025-11-23</w:t>
+      <w:t>2025-11-24</w:t>
       <w:br/>
       <w:br/>
     </w:r>

--- a/tillsyn/A 46599-2025 tillsynsbegäran.docx
+++ b/tillsyn/A 46599-2025 tillsynsbegäran.docx
@@ -1018,7 +1018,7 @@
     <w:r>
       <w:tab/>
       <w:tab/>
-      <w:t>2025-11-24</w:t>
+      <w:t>2025-11-25</w:t>
       <w:br/>
       <w:br/>
     </w:r>

--- a/tillsyn/A 46599-2025 tillsynsbegäran.docx
+++ b/tillsyn/A 46599-2025 tillsynsbegäran.docx
@@ -1018,7 +1018,7 @@
     <w:r>
       <w:tab/>
       <w:tab/>
-      <w:t>2025-11-25</w:t>
+      <w:t>2025-11-26</w:t>
       <w:br/>
       <w:br/>
     </w:r>

--- a/tillsyn/A 46599-2025 tillsynsbegäran.docx
+++ b/tillsyn/A 46599-2025 tillsynsbegäran.docx
@@ -1018,7 +1018,7 @@
     <w:r>
       <w:tab/>
       <w:tab/>
-      <w:t>2025-11-26</w:t>
+      <w:t>2025-11-27</w:t>
       <w:br/>
       <w:br/>
     </w:r>

--- a/tillsyn/A 46599-2025 tillsynsbegäran.docx
+++ b/tillsyn/A 46599-2025 tillsynsbegäran.docx
@@ -1018,7 +1018,7 @@
     <w:r>
       <w:tab/>
       <w:tab/>
-      <w:t>2025-11-27</w:t>
+      <w:t>2025-11-28</w:t>
       <w:br/>
       <w:br/>
     </w:r>

--- a/tillsyn/A 46599-2025 tillsynsbegäran.docx
+++ b/tillsyn/A 46599-2025 tillsynsbegäran.docx
@@ -1018,7 +1018,7 @@
     <w:r>
       <w:tab/>
       <w:tab/>
-      <w:t>2025-11-28</w:t>
+      <w:t>2025-11-29</w:t>
       <w:br/>
       <w:br/>
     </w:r>

--- a/tillsyn/A 46599-2025 tillsynsbegäran.docx
+++ b/tillsyn/A 46599-2025 tillsynsbegäran.docx
@@ -1018,7 +1018,7 @@
     <w:r>
       <w:tab/>
       <w:tab/>
-      <w:t>2025-11-29</w:t>
+      <w:t>2025-11-30</w:t>
       <w:br/>
       <w:br/>
     </w:r>

--- a/tillsyn/A 46599-2025 tillsynsbegäran.docx
+++ b/tillsyn/A 46599-2025 tillsynsbegäran.docx
@@ -1018,7 +1018,7 @@
     <w:r>
       <w:tab/>
       <w:tab/>
-      <w:t>2025-11-30</w:t>
+      <w:t>2025-12-01</w:t>
       <w:br/>
       <w:br/>
     </w:r>

--- a/tillsyn/A 46599-2025 tillsynsbegäran.docx
+++ b/tillsyn/A 46599-2025 tillsynsbegäran.docx
@@ -1018,7 +1018,7 @@
     <w:r>
       <w:tab/>
       <w:tab/>
-      <w:t>2025-12-01</w:t>
+      <w:t>2025-12-02</w:t>
       <w:br/>
       <w:br/>
     </w:r>

--- a/tillsyn/A 46599-2025 tillsynsbegäran.docx
+++ b/tillsyn/A 46599-2025 tillsynsbegäran.docx
@@ -1018,7 +1018,7 @@
     <w:r>
       <w:tab/>
       <w:tab/>
-      <w:t>2025-12-02</w:t>
+      <w:t>2025-12-03</w:t>
       <w:br/>
       <w:br/>
     </w:r>

--- a/tillsyn/A 46599-2025 tillsynsbegäran.docx
+++ b/tillsyn/A 46599-2025 tillsynsbegäran.docx
@@ -1018,7 +1018,7 @@
     <w:r>
       <w:tab/>
       <w:tab/>
-      <w:t>2025-12-03</w:t>
+      <w:t>2025-12-04</w:t>
       <w:br/>
       <w:br/>
     </w:r>

--- a/tillsyn/A 46599-2025 tillsynsbegäran.docx
+++ b/tillsyn/A 46599-2025 tillsynsbegäran.docx
@@ -1018,7 +1018,7 @@
     <w:r>
       <w:tab/>
       <w:tab/>
-      <w:t>2025-12-04</w:t>
+      <w:t>2025-12-05</w:t>
       <w:br/>
       <w:br/>
     </w:r>

--- a/tillsyn/A 46599-2025 tillsynsbegäran.docx
+++ b/tillsyn/A 46599-2025 tillsynsbegäran.docx
@@ -1018,7 +1018,7 @@
     <w:r>
       <w:tab/>
       <w:tab/>
-      <w:t>2025-12-05</w:t>
+      <w:t>2025-12-06</w:t>
       <w:br/>
       <w:br/>
     </w:r>

--- a/tillsyn/A 46599-2025 tillsynsbegäran.docx
+++ b/tillsyn/A 46599-2025 tillsynsbegäran.docx
@@ -1018,7 +1018,7 @@
     <w:r>
       <w:tab/>
       <w:tab/>
-      <w:t>2025-12-19</w:t>
+      <w:t>2025-12-20</w:t>
       <w:br/>
       <w:br/>
     </w:r>

--- a/tillsyn/A 46599-2025 tillsynsbegäran.docx
+++ b/tillsyn/A 46599-2025 tillsynsbegäran.docx
@@ -1018,7 +1018,7 @@
     <w:r>
       <w:tab/>
       <w:tab/>
-      <w:t>2025-12-20</w:t>
+      <w:t>2025-12-21</w:t>
       <w:br/>
       <w:br/>
     </w:r>

--- a/tillsyn/A 46599-2025 tillsynsbegäran.docx
+++ b/tillsyn/A 46599-2025 tillsynsbegäran.docx
@@ -1018,7 +1018,7 @@
     <w:r>
       <w:tab/>
       <w:tab/>
-      <w:t>2025-12-21</w:t>
+      <w:t>2025-12-22</w:t>
       <w:br/>
       <w:br/>
     </w:r>

--- a/tillsyn/A 46599-2025 tillsynsbegäran.docx
+++ b/tillsyn/A 46599-2025 tillsynsbegäran.docx
@@ -1018,7 +1018,7 @@
     <w:r>
       <w:tab/>
       <w:tab/>
-      <w:t>2025-12-22</w:t>
+      <w:t>2025-12-26</w:t>
       <w:br/>
       <w:br/>
     </w:r>

--- a/tillsyn/A 46599-2025 tillsynsbegäran.docx
+++ b/tillsyn/A 46599-2025 tillsynsbegäran.docx
@@ -1018,7 +1018,7 @@
     <w:r>
       <w:tab/>
       <w:tab/>
-      <w:t>2026-01-03</w:t>
+      <w:t>2026-01-04</w:t>
       <w:br/>
       <w:br/>
     </w:r>
